--- a/1.docx
+++ b/1.docx
@@ -1132,15 +1132,36 @@
       </w:r>
     </w:p>
     <w:p>
+      <w:pPr>
+        <w:ind w:left="1080"/>
+      </w:pPr>
+    </w:p>
+    <w:p>
+      <w:r>
+        <w:t xml:space="preserve">Link </w:t>
+      </w:r>
+      <w:proofErr w:type="spellStart"/>
+      <w:r>
+        <w:t>figma</w:t>
+      </w:r>
+      <w:proofErr w:type="spellEnd"/>
+      <w:r>
+        <w:t xml:space="preserve">: </w:t>
+      </w:r>
+      <w:r>
+        <w:t>https://www.figma.com/design/QqrNT8xeIx5lbJpKvHA7OY/Untitled?node-id=1-6&amp;t=TlQlzj5iSK64Jk0H-1</w:t>
+      </w:r>
+    </w:p>
+    <w:p>
       <w:r>
         <w:rPr>
           <w:noProof/>
         </w:rPr>
         <w:lastRenderedPageBreak/>
         <w:drawing>
-          <wp:inline distT="0" distB="0" distL="0" distR="0" wp14:anchorId="67059822" wp14:editId="17F4D0FC">
-            <wp:extent cx="5943600" cy="7258050"/>
-            <wp:effectExtent l="0" t="0" r="0" b="0"/>
+          <wp:inline distT="0" distB="0" distL="0" distR="0" wp14:anchorId="67059822" wp14:editId="55E5A2D4">
+            <wp:extent cx="5943600" cy="7137070"/>
+            <wp:effectExtent l="0" t="0" r="0" b="6985"/>
             <wp:docPr id="1159480133" name="Picture 1"/>
             <wp:cNvGraphicFramePr>
               <a:graphicFrameLocks xmlns:a="http://schemas.openxmlformats.org/drawingml/2006/main" noChangeAspect="1"/>
@@ -1167,7 +1188,7 @@
                   <pic:spPr>
                     <a:xfrm>
                       <a:off x="0" y="0"/>
-                      <a:ext cx="5943600" cy="7258050"/>
+                      <a:ext cx="5947302" cy="7141515"/>
                     </a:xfrm>
                     <a:prstGeom prst="rect">
                       <a:avLst/>
@@ -1918,6 +1939,7 @@
   <w:style w:type="character" w:default="1" w:styleId="DefaultParagraphFont">
     <w:name w:val="Default Paragraph Font"/>
     <w:uiPriority w:val="1"/>
+    <w:semiHidden/>
     <w:unhideWhenUsed/>
   </w:style>
   <w:style w:type="table" w:default="1" w:styleId="TableNormal">
